--- a/artifacts/LGL-02/build/mutual-nda-unilateral.docx
+++ b/artifacts/LGL-02/build/mutual-nda-unilateral.docx
@@ -8,15 +8,6 @@
         <w:pStyle w:val="Heading1"/>
       </w:pPr>
       <w:r>
-        <w:rPr>
-          <w:rStyle w:val="SectionNumber"/>
-        </w:rPr>
-        <w:t xml:space="preserve">1</w:t>
-      </w:r>
-      <w:r>
-        <w:tab/>
-      </w:r>
-      <w:r>
         <w:t xml:space="preserve">Non-Disclosure Agreement (One-Way)</w:t>
       </w:r>
     </w:p>
@@ -185,15 +176,6 @@
       <w:pPr>
         <w:pStyle w:val="Heading2"/>
       </w:pPr>
-      <w:r>
-        <w:rPr>
-          <w:rStyle w:val="SectionNumber"/>
-        </w:rPr>
-        <w:t xml:space="preserve">1.1</w:t>
-      </w:r>
-      <w:r>
-        <w:tab/>
-      </w:r>
       <w:r>
         <w:t xml:space="preserve">Recitals</w:t>
       </w:r>
@@ -293,15 +275,6 @@
         <w:pStyle w:val="Heading2"/>
       </w:pPr>
       <w:r>
-        <w:rPr>
-          <w:rStyle w:val="SectionNumber"/>
-        </w:rPr>
-        <w:t xml:space="preserve">1.2</w:t>
-      </w:r>
-      <w:r>
-        <w:tab/>
-      </w:r>
-      <w:r>
         <w:t xml:space="preserve">1. Confidential Information</w:t>
       </w:r>
     </w:p>
@@ -449,15 +422,6 @@
       <w:pPr>
         <w:pStyle w:val="Heading2"/>
       </w:pPr>
-      <w:r>
-        <w:rPr>
-          <w:rStyle w:val="SectionNumber"/>
-        </w:rPr>
-        <w:t xml:space="preserve">1.3</w:t>
-      </w:r>
-      <w:r>
-        <w:tab/>
-      </w:r>
       <w:r>
         <w:t xml:space="preserve">2. Exclusions</w:t>
       </w:r>
@@ -529,15 +493,6 @@
         <w:pStyle w:val="Heading2"/>
       </w:pPr>
       <w:r>
-        <w:rPr>
-          <w:rStyle w:val="SectionNumber"/>
-        </w:rPr>
-        <w:t xml:space="preserve">1.4</w:t>
-      </w:r>
-      <w:r>
-        <w:tab/>
-      </w:r>
-      <w:r>
         <w:t xml:space="preserve">3. Obligations of the Receiving Party</w:t>
       </w:r>
     </w:p>
@@ -656,15 +611,6 @@
         <w:pStyle w:val="Heading2"/>
       </w:pPr>
       <w:r>
-        <w:rPr>
-          <w:rStyle w:val="SectionNumber"/>
-        </w:rPr>
-        <w:t xml:space="preserve">1.5</w:t>
-      </w:r>
-      <w:r>
-        <w:tab/>
-      </w:r>
-      <w:r>
         <w:t xml:space="preserve">4. Compelled Disclosure</w:t>
       </w:r>
     </w:p>
@@ -683,15 +629,6 @@
         <w:pStyle w:val="Heading2"/>
       </w:pPr>
       <w:r>
-        <w:rPr>
-          <w:rStyle w:val="SectionNumber"/>
-        </w:rPr>
-        <w:t xml:space="preserve">1.6</w:t>
-      </w:r>
-      <w:r>
-        <w:tab/>
-      </w:r>
-      <w:r>
         <w:t xml:space="preserve">5. Residual Knowledge</w:t>
       </w:r>
     </w:p>
@@ -732,15 +669,6 @@
         <w:pStyle w:val="Heading2"/>
       </w:pPr>
       <w:r>
-        <w:rPr>
-          <w:rStyle w:val="SectionNumber"/>
-        </w:rPr>
-        <w:t xml:space="preserve">1.7</w:t>
-      </w:r>
-      <w:r>
-        <w:tab/>
-      </w:r>
-      <w:r>
         <w:t xml:space="preserve">6. Term and Survival</w:t>
       </w:r>
     </w:p>
@@ -823,15 +751,6 @@
         <w:pStyle w:val="Heading2"/>
       </w:pPr>
       <w:r>
-        <w:rPr>
-          <w:rStyle w:val="SectionNumber"/>
-        </w:rPr>
-        <w:t xml:space="preserve">1.8</w:t>
-      </w:r>
-      <w:r>
-        <w:tab/>
-      </w:r>
-      <w:r>
         <w:t xml:space="preserve">7. Return or Destruction</w:t>
       </w:r>
     </w:p>
@@ -850,15 +769,6 @@
         <w:pStyle w:val="Heading2"/>
       </w:pPr>
       <w:r>
-        <w:rPr>
-          <w:rStyle w:val="SectionNumber"/>
-        </w:rPr>
-        <w:t xml:space="preserve">1.9</w:t>
-      </w:r>
-      <w:r>
-        <w:tab/>
-      </w:r>
-      <w:r>
         <w:t xml:space="preserve">8. No License, No Warranty, No Obligation</w:t>
       </w:r>
     </w:p>
@@ -953,15 +863,6 @@
         <w:pStyle w:val="Heading2"/>
       </w:pPr>
       <w:r>
-        <w:rPr>
-          <w:rStyle w:val="SectionNumber"/>
-        </w:rPr>
-        <w:t xml:space="preserve">1.10</w:t>
-      </w:r>
-      <w:r>
-        <w:tab/>
-      </w:r>
-      <w:r>
         <w:t xml:space="preserve">9. Non-Solicitation</w:t>
       </w:r>
     </w:p>
@@ -980,15 +881,6 @@
         <w:pStyle w:val="Heading2"/>
       </w:pPr>
       <w:r>
-        <w:rPr>
-          <w:rStyle w:val="SectionNumber"/>
-        </w:rPr>
-        <w:t xml:space="preserve">1.11</w:t>
-      </w:r>
-      <w:r>
-        <w:tab/>
-      </w:r>
-      <w:r>
         <w:t xml:space="preserve">10. Remedies</w:t>
       </w:r>
     </w:p>
@@ -1053,15 +945,6 @@
         <w:pStyle w:val="Heading2"/>
       </w:pPr>
       <w:r>
-        <w:rPr>
-          <w:rStyle w:val="SectionNumber"/>
-        </w:rPr>
-        <w:t xml:space="preserve">1.12</w:t>
-      </w:r>
-      <w:r>
-        <w:tab/>
-      </w:r>
-      <w:r>
         <w:t xml:space="preserve">11. Notice of Immunity Under the Defend Trade Secrets Act</w:t>
       </w:r>
     </w:p>
@@ -1080,15 +963,6 @@
         <w:pStyle w:val="Heading2"/>
       </w:pPr>
       <w:r>
-        <w:rPr>
-          <w:rStyle w:val="SectionNumber"/>
-        </w:rPr>
-        <w:t xml:space="preserve">1.13</w:t>
-      </w:r>
-      <w:r>
-        <w:tab/>
-      </w:r>
-      <w:r>
         <w:t xml:space="preserve">12. Notices</w:t>
       </w:r>
     </w:p>
@@ -1187,15 +1061,6 @@
         <w:pStyle w:val="Heading2"/>
       </w:pPr>
       <w:r>
-        <w:rPr>
-          <w:rStyle w:val="SectionNumber"/>
-        </w:rPr>
-        <w:t xml:space="preserve">1.14</w:t>
-      </w:r>
-      <w:r>
-        <w:tab/>
-      </w:r>
-      <w:r>
         <w:t xml:space="preserve">13. Governing Law and Venue</w:t>
       </w:r>
     </w:p>
@@ -1214,15 +1079,6 @@
         <w:pStyle w:val="Heading2"/>
       </w:pPr>
       <w:r>
-        <w:rPr>
-          <w:rStyle w:val="SectionNumber"/>
-        </w:rPr>
-        <w:t xml:space="preserve">1.15</w:t>
-      </w:r>
-      <w:r>
-        <w:tab/>
-      </w:r>
-      <w:r>
         <w:t xml:space="preserve">14. General Provisions</w:t>
       </w:r>
     </w:p>
@@ -1376,15 +1232,6 @@
       <w:pPr>
         <w:pStyle w:val="Heading2"/>
       </w:pPr>
-      <w:r>
-        <w:rPr>
-          <w:rStyle w:val="SectionNumber"/>
-        </w:rPr>
-        <w:t xml:space="preserve">1.16</w:t>
-      </w:r>
-      <w:r>
-        <w:tab/>
-      </w:r>
       <w:r>
         <w:t xml:space="preserve">Signature Page</w:t>
       </w:r>

--- a/artifacts/LGL-02/build/mutual-nda-unilateral.docx
+++ b/artifacts/LGL-02/build/mutual-nda-unilateral.docx
@@ -100,7 +100,7 @@
           <w:b/>
           <w:bCs/>
         </w:rPr>
-        <w:t xml:space="preserve">Veranda Labs, Inc.</w:t>
+        <w:t xml:space="preserve">Palisade Labs, Inc.</w:t>
       </w:r>
       <w:r>
         <w:t xml:space="preserve">, a Delaware corporation with its principal place of business at 3600 Wexler Point, Building 4, San Mateo, California 94402 (the</w:t>
@@ -1025,7 +1025,7 @@
         <w:t xml:space="preserve"> </w:t>
       </w:r>
       <w:r>
-        <w:t xml:space="preserve">Veranda Labs, Inc.</w:t>
+        <w:t xml:space="preserve">Palisade Labs, Inc.</w:t>
       </w:r>
       <w:r>
         <w:t xml:space="preserve"> </w:t>
